--- a/Resume/Olalekan_Ogundare_Resume.docx
+++ b/Resume/Olalekan_Ogundare_Resume.docx
@@ -296,6 +296,12 @@
               <w:t>CodePipeline</w:t>
             </w:r>
             <w:proofErr w:type="spellEnd"/>
+            <w:r>
+              <w:rPr>
+                <w:sz w:val="19"/>
+              </w:rPr>
+              <w:t>, Harness</w:t>
+            </w:r>
           </w:p>
         </w:tc>
       </w:tr>
@@ -837,6 +843,35 @@
     </w:p>
     <w:p>
       <w:pPr>
+        <w:pStyle w:val="ListBullet"/>
+        <w:spacing w:after="20"/>
+        <w:ind w:left="317"/>
+      </w:pPr>
+      <w:r>
+        <w:t xml:space="preserve">Hands-on experience creating and maintaining Harness CI/CD pipelines, including reusable templates, service and environment configuration, approval gates, secrets management, Terraform deployments, Kubernetes releases, RBAC, monitoring, and deployment strategies such as canary and </w:t>
+      </w:r>
+      <w:proofErr w:type="gramStart"/>
+      <w:r>
+        <w:t>blue-green</w:t>
+      </w:r>
+      <w:proofErr w:type="gramEnd"/>
+      <w:r>
+        <w:t>.</w:t>
+      </w:r>
+    </w:p>
+    <w:p>
+      <w:pPr>
+        <w:pStyle w:val="ListBullet"/>
+        <w:spacing w:after="20"/>
+        <w:ind w:left="317"/>
+      </w:pPr>
+      <w:r>
+        <w:lastRenderedPageBreak/>
+        <w:t>Hands-on Harness administration experience, including account and project setup, RBAC and user-group management, connector and delegate configuration, secrets governance, reusable templates, governance policies, pipeline permissions, audit monitoring, and troubleshooting CI/CD deployments.</w:t>
+      </w:r>
+    </w:p>
+    <w:p>
+      <w:pPr>
         <w:spacing w:before="100" w:after="20"/>
       </w:pPr>
       <w:r>
@@ -864,7 +899,6 @@
         <w:ind w:left="317"/>
       </w:pPr>
       <w:r>
-        <w:lastRenderedPageBreak/>
         <w:t>Designed multi-tenant Kubernetes environments with RBAC, namespace isolation, and resource governance for secure multi-team usage.</w:t>
       </w:r>
     </w:p>
@@ -1014,48 +1048,6 @@
       </w:pPr>
       <w:r>
         <w:t>Optimized FSx for Lustre throughput and S3-backed dataset access, improving large-scale data processing performance 30%+.</w:t>
-      </w:r>
-    </w:p>
-    <w:p>
-      <w:pPr>
-        <w:spacing w:before="100" w:after="20"/>
-      </w:pPr>
-      <w:r>
-        <w:rPr>
-          <w:b/>
-          <w:color w:val="333333"/>
-        </w:rPr>
-        <w:t>Big Data &amp; Analytics</w:t>
-      </w:r>
-    </w:p>
-    <w:p>
-      <w:pPr>
-        <w:pStyle w:val="ListBullet"/>
-        <w:spacing w:after="20"/>
-        <w:ind w:left="317"/>
-      </w:pPr>
-      <w:r>
-        <w:t>Provisioned and automated Hadoop/Spark cluster lifecycle on AWS EMR using Terraform, supporting distributed batch processing for analytics and ML training pipelines.</w:t>
-      </w:r>
-    </w:p>
-    <w:p>
-      <w:pPr>
-        <w:pStyle w:val="ListBullet"/>
-        <w:spacing w:after="20"/>
-        <w:ind w:left="317"/>
-      </w:pPr>
-      <w:r>
-        <w:t>Built Python-based ETL pipelines (PySpark, pandas) processing large-scale datasets between S3-backed data lakes and downstream analytics/ML workloads.</w:t>
-      </w:r>
-    </w:p>
-    <w:p>
-      <w:pPr>
-        <w:pStyle w:val="ListBullet"/>
-        <w:spacing w:after="20"/>
-        <w:ind w:left="317"/>
-      </w:pPr>
-      <w:r>
-        <w:t>Developed Python automation and tooling for infrastructure orchestration, data validation, and operational reporting across the platform.</w:t>
       </w:r>
     </w:p>
     <w:p>
@@ -1177,7 +1169,6 @@
         <w:ind w:left="317"/>
       </w:pPr>
       <w:r>
-        <w:lastRenderedPageBreak/>
         <w:t>Directed cloud migration and modernization initiatives, achieving $1.2M in cost savings.</w:t>
       </w:r>
     </w:p>
@@ -1188,6 +1179,7 @@
         <w:ind w:left="317"/>
       </w:pPr>
       <w:r>
+        <w:lastRenderedPageBreak/>
         <w:t>Configured hybrid connectivity via VPN/ExpressRoute, securing data transfer between on-prem VMware and Azure.</w:t>
       </w:r>
     </w:p>
@@ -1704,6 +1696,7 @@
           <w:color w:val="1F4E79"/>
           <w:sz w:val="24"/>
         </w:rPr>
+        <w:lastRenderedPageBreak/>
         <w:t>LEADERSHIP &amp; RECOGNITION</w:t>
       </w:r>
     </w:p>
@@ -2578,7 +2571,6 @@
   <w:style w:type="character" w:default="1" w:styleId="DefaultParagraphFont">
     <w:name w:val="Default Paragraph Font"/>
     <w:uiPriority w:val="1"/>
-    <w:semiHidden/>
     <w:unhideWhenUsed/>
   </w:style>
   <w:style w:type="table" w:default="1" w:styleId="TableNormal">

--- a/Resume/Olalekan_Ogundare_Resume.docx
+++ b/Resume/Olalekan_Ogundare_Resume.docx
@@ -1043,6 +1043,48 @@
     <w:p>
       <w:pPr>
         <w:pStyle w:val="ListBullet"/>
+        <w:rPr>
+          <w:rFonts w:ascii="Times New Roman" w:hAnsi="Times New Roman"/>
+          <w:color w:val="auto"/>
+          <w:sz w:val="24"/>
+        </w:rPr>
+      </w:pPr>
+      <w:r>
+        <w:t>Engineered and supported Linux-based HPC environments, integrating compute clusters, NVIDIA GPU resources, workload scheduling, and high-performance storage for AI/ML and scientific computing workloads</w:t>
+      </w:r>
+      <w:r>
+        <w:t>.</w:t>
+      </w:r>
+    </w:p>
+    <w:p>
+      <w:pPr>
+        <w:pStyle w:val="ListBullet"/>
+        <w:rPr>
+          <w:rFonts w:ascii="Times New Roman" w:hAnsi="Times New Roman"/>
+          <w:color w:val="auto"/>
+          <w:sz w:val="24"/>
+        </w:rPr>
+      </w:pPr>
+      <w:r>
+        <w:t>Configured and maintained NVIDIA GPU drivers, CUDA libraries, and NVIDIA Container Toolkit to support GPU-accelerated applications.</w:t>
+      </w:r>
+    </w:p>
+    <w:p>
+      <w:pPr>
+        <w:pStyle w:val="ListBullet"/>
+        <w:rPr>
+          <w:rFonts w:ascii="Times New Roman" w:hAnsi="Times New Roman"/>
+          <w:color w:val="auto"/>
+          <w:sz w:val="24"/>
+        </w:rPr>
+      </w:pPr>
+      <w:r>
+        <w:t>Troubleshot GPU driver compatibility, CUDA runtime errors, container access to GPUs, scheduling failures, and storage throughput issues.</w:t>
+      </w:r>
+    </w:p>
+    <w:p>
+      <w:pPr>
+        <w:pStyle w:val="ListBullet"/>
         <w:spacing w:after="20"/>
         <w:ind w:left="317"/>
       </w:pPr>
@@ -1113,6 +1155,7 @@
         <w:ind w:left="317"/>
       </w:pPr>
       <w:r>
+        <w:lastRenderedPageBreak/>
         <w:t>Supported new Azure cloud implementations alongside existing on-premises virtualization, compute, and storage platforms.</w:t>
       </w:r>
     </w:p>
@@ -1179,7 +1222,6 @@
         <w:ind w:left="317"/>
       </w:pPr>
       <w:r>
-        <w:lastRenderedPageBreak/>
         <w:t>Configured hybrid connectivity via VPN/ExpressRoute, securing data transfer between on-prem VMware and Azure.</w:t>
       </w:r>
     </w:p>
@@ -1696,7 +1738,6 @@
           <w:color w:val="1F4E79"/>
           <w:sz w:val="24"/>
         </w:rPr>
-        <w:lastRenderedPageBreak/>
         <w:t>LEADERSHIP &amp; RECOGNITION</w:t>
       </w:r>
     </w:p>
@@ -2571,6 +2612,7 @@
   <w:style w:type="character" w:default="1" w:styleId="DefaultParagraphFont">
     <w:name w:val="Default Paragraph Font"/>
     <w:uiPriority w:val="1"/>
+    <w:semiHidden/>
     <w:unhideWhenUsed/>
   </w:style>
   <w:style w:type="table" w:default="1" w:styleId="TableNormal">
@@ -13346,6 +13388,23 @@
         <w:shd w:val="clear" w:color="auto" w:fill="FBCAA2" w:themeFill="accent6" w:themeFillTint="7F"/>
       </w:tcPr>
     </w:tblStylePr>
+  </w:style>
+  <w:style w:type="paragraph" w:styleId="NormalWeb">
+    <w:name w:val="Normal (Web)"/>
+    <w:basedOn w:val="Normal"/>
+    <w:uiPriority w:val="99"/>
+    <w:semiHidden/>
+    <w:unhideWhenUsed/>
+    <w:rsid w:val="003131AF"/>
+    <w:pPr>
+      <w:spacing w:before="100" w:beforeAutospacing="1" w:after="100" w:afterAutospacing="1" w:line="240" w:lineRule="auto"/>
+    </w:pPr>
+    <w:rPr>
+      <w:rFonts w:ascii="Times New Roman" w:eastAsia="Times New Roman" w:hAnsi="Times New Roman" w:cs="Times New Roman"/>
+      <w:color w:val="auto"/>
+      <w:sz w:val="24"/>
+      <w:szCs w:val="24"/>
+    </w:rPr>
   </w:style>
 </w:styles>
 </file>

--- a/Resume/Olalekan_Ogundare_Resume.docx
+++ b/Resume/Olalekan_Ogundare_Resume.docx
@@ -286,21 +286,19 @@
               <w:rPr>
                 <w:sz w:val="19"/>
               </w:rPr>
-              <w:t xml:space="preserve">Azure DevOps (Pipelines, Boards, Repos, Artifacts), Jenkins, GitHub Actions, Harness, GitLab CI, Bitbucket Pipelines, AWS </w:t>
+              <w:t>Azure DevOps (Pipelines, Boards, Repos, Artifacts), Jenkins, GitHub Actions, Harness, GitLab CI, Bitbucket Pipelines, AWS CodePipeline</w:t>
             </w:r>
-            <w:proofErr w:type="spellStart"/>
-            <w:r>
-              <w:rPr>
-                <w:sz w:val="19"/>
-              </w:rPr>
-              <w:t>CodePipeline</w:t>
-            </w:r>
-            <w:proofErr w:type="spellEnd"/>
             <w:r>
               <w:rPr>
                 <w:sz w:val="19"/>
               </w:rPr>
               <w:t>, Harness</w:t>
+            </w:r>
+            <w:r>
+              <w:rPr>
+                <w:sz w:val="19"/>
+              </w:rPr>
+              <w:t>, Argocd</w:t>
             </w:r>
           </w:p>
         </w:tc>
@@ -670,23 +668,7 @@
         <w:ind w:left="317"/>
       </w:pPr>
       <w:r>
-        <w:t xml:space="preserve">Built and maintained CI/CD pipelines in Azure DevOps (YAML pipelines, environment approvals), AWS </w:t>
-      </w:r>
-      <w:proofErr w:type="spellStart"/>
-      <w:r>
-        <w:t>CodePipeline</w:t>
-      </w:r>
-      <w:proofErr w:type="spellEnd"/>
-      <w:r>
-        <w:t>/</w:t>
-      </w:r>
-      <w:proofErr w:type="spellStart"/>
-      <w:r>
-        <w:t>CodeBuild</w:t>
-      </w:r>
-      <w:proofErr w:type="spellEnd"/>
-      <w:r>
-        <w:t xml:space="preserve">, </w:t>
+        <w:t xml:space="preserve">Built and maintained CI/CD pipelines in Azure DevOps (YAML pipelines, environment approvals), AWS CodePipeline/CodeBuild, </w:t>
       </w:r>
       <w:r>
         <w:t xml:space="preserve">and </w:t>
@@ -742,15 +724,7 @@
         <w:ind w:left="317"/>
       </w:pPr>
       <w:r>
-        <w:t xml:space="preserve">Configured hybrid and multi-cloud network connectivity (Azure VNet/Hub-and-Spoke/ExpressRoute, AWS VPC/Transit Gateway/Direct Connect, site-to-site VPN) with AWS PrivateLink for private, non-internet-routed access to AWS services and partner </w:t>
-      </w:r>
-      <w:proofErr w:type="gramStart"/>
-      <w:r>
-        <w:t>endpoints, and</w:t>
-      </w:r>
-      <w:proofErr w:type="gramEnd"/>
-      <w:r>
-        <w:t xml:space="preserve"> set up Azure Front Door and AWS CloudFront for low-latency application delivery.</w:t>
+        <w:t>Configured hybrid and multi-cloud network connectivity (Azure VNet/Hub-and-Spoke/ExpressRoute, AWS VPC/Transit Gateway/Direct Connect, site-to-site VPN) with AWS PrivateLink for private, non-internet-routed access to AWS services and partner endpoints, and set up Azure Front Door and AWS CloudFront for low-latency application delivery.</w:t>
       </w:r>
     </w:p>
     <w:p>
@@ -848,15 +822,7 @@
         <w:ind w:left="317"/>
       </w:pPr>
       <w:r>
-        <w:t xml:space="preserve">Hands-on experience creating and maintaining Harness CI/CD pipelines, including reusable templates, service and environment configuration, approval gates, secrets management, Terraform deployments, Kubernetes releases, RBAC, monitoring, and deployment strategies such as canary and </w:t>
-      </w:r>
-      <w:proofErr w:type="gramStart"/>
-      <w:r>
-        <w:t>blue-green</w:t>
-      </w:r>
-      <w:proofErr w:type="gramEnd"/>
-      <w:r>
-        <w:t>.</w:t>
+        <w:t>Hands-on experience creating and maintaining Harness CI/CD pipelines, including reusable templates, service and environment configuration, approval gates, secrets management, Terraform deployments, Kubernetes releases, RBAC, monitoring, and deployment strategies such as canary and blue-green.</w:t>
       </w:r>
     </w:p>
     <w:p>
@@ -993,6 +959,19 @@
         <w:ind w:left="317"/>
       </w:pPr>
       <w:r>
+        <w:t>M</w:t>
+      </w:r>
+      <w:r>
+        <w:t>anaged highly available Amazon MSK clusters for real-time event streaming, implementing multi-AZ replication, IAM and TLS security, CloudWatch and Prometheus monitoring, and automated data integration with S3 and OpenSearch.</w:t>
+      </w:r>
+    </w:p>
+    <w:p>
+      <w:pPr>
+        <w:pStyle w:val="ListBullet"/>
+        <w:spacing w:after="20"/>
+        <w:ind w:left="317"/>
+      </w:pPr>
+      <w:r>
         <w:t>Built real-time operational dashboards and alerting integrated with ServiceNow for proactive incident response and root-cause analysis.</w:t>
       </w:r>
     </w:p>
@@ -1050,10 +1029,7 @@
         </w:rPr>
       </w:pPr>
       <w:r>
-        <w:t>Engineered and supported Linux-based HPC environments, integrating compute clusters, NVIDIA GPU resources, workload scheduling, and high-performance storage for AI/ML and scientific computing workloads</w:t>
-      </w:r>
-      <w:r>
-        <w:t>.</w:t>
+        <w:t>Engineered and supported Linux-based HPC environments, integrating compute clusters, NVIDIA GPU resources, workload scheduling, and high-performance storage for AI/ML and scientific computing workloads.</w:t>
       </w:r>
     </w:p>
     <w:p>
@@ -1145,6 +1121,7 @@
         <w:ind w:left="317"/>
       </w:pPr>
       <w:r>
+        <w:lastRenderedPageBreak/>
         <w:t>Planned and implemented server upgrades, maintenance fixes, and vendor patches; performed capacity planning.</w:t>
       </w:r>
     </w:p>
@@ -1155,7 +1132,6 @@
         <w:ind w:left="317"/>
       </w:pPr>
       <w:r>
-        <w:lastRenderedPageBreak/>
         <w:t>Supported new Azure cloud implementations alongside existing on-premises virtualization, compute, and storage platforms.</w:t>
       </w:r>
     </w:p>
@@ -1652,6 +1628,7 @@
               <w:rPr>
                 <w:sz w:val="20"/>
               </w:rPr>
+              <w:lastRenderedPageBreak/>
               <w:t>Microsoft Certified: Azure Fundamentals</w:t>
             </w:r>
           </w:p>

--- a/Resume/Olalekan_Ogundare_Resume.docx
+++ b/Resume/Olalekan_Ogundare_Resume.docx
@@ -66,7 +66,23 @@
     </w:p>
     <w:p>
       <w:r>
-        <w:t>Senior Infrastructure, DevOps, and Platform Engineer with 10+ years designing, automating, and securing large-scale AWS and Azure environments — building the reusable platforms, pipelines, and guardrails other engineering teams build on, not just point solutions. Deep expertise in Infrastructure as Code (Terraform), Kubernetes (EKS), CI/CD pipeline engineering (Jenkins, GitHub Actions, Harness), and embedding security controls (SAST, IaC scanning, policy-as-code) directly into the software delivery lifecycle — the DevSecOps discipline of making the secure path the default path. Modernized multi-account, multi-billion-dollar cloud platforms to 99.99% availability and 40% faster deployments, while operating in regulated financial and healthcare environments (SOC 2, HIPAA).</w:t>
+        <w:t xml:space="preserve">Senior Infrastructure, DevOps, and Platform Engineer with 10+ years designing, automating, and securing large-scale AWS and Azure environments — building the reusable platforms, pipelines, and guardrails other engineering teams build on, not just point solutions. Deep expertise in Infrastructure as Code (Terraform), Kubernetes (EKS), CI/CD pipeline engineering (Jenkins, GitHub Actions, Harness), and embedding security controls (SAST, </w:t>
+      </w:r>
+      <w:proofErr w:type="spellStart"/>
+      <w:r>
+        <w:t>IaC</w:t>
+      </w:r>
+      <w:proofErr w:type="spellEnd"/>
+      <w:r>
+        <w:t xml:space="preserve"> scanning, policy-as-code) directly into the software delivery lifecycle — the </w:t>
+      </w:r>
+      <w:proofErr w:type="spellStart"/>
+      <w:r>
+        <w:t>DevSecOps</w:t>
+      </w:r>
+      <w:proofErr w:type="spellEnd"/>
+      <w:r>
+        <w:t xml:space="preserve"> discipline of making the secure path the default path. Modernized multi-account, multi-billion-dollar cloud platforms to 99.99% availability and 40% faster deployments, while operating in regulated financial and healthcare environments (SOC 2, HIPAA).</w:t>
       </w:r>
     </w:p>
     <w:p>
@@ -172,7 +188,91 @@
               <w:rPr>
                 <w:sz w:val="19"/>
               </w:rPr>
-              <w:t>AWS (EC2, VPC, S3, EBS, EFS, FSx, RDS, Aurora, DynamoDB, DocumentDB, ElastiCache, EKS, Fargate, ECS, Lambda, IAM, KMS, CloudFront, Route 53, PrivateLink, ELB, SNS/SQS, EventBridge, Organizations, Control Tower), Microsoft Azure (VMs, VM Scale Sets, AKS, Container Apps, VNet, Storage, Entra ID, Azure Policy, hybrid connectivity)</w:t>
+              <w:t xml:space="preserve">AWS (EC2, VPC, S3, EBS, EFS, </w:t>
+            </w:r>
+            <w:proofErr w:type="spellStart"/>
+            <w:r>
+              <w:rPr>
+                <w:sz w:val="19"/>
+              </w:rPr>
+              <w:t>FSx</w:t>
+            </w:r>
+            <w:proofErr w:type="spellEnd"/>
+            <w:r>
+              <w:rPr>
+                <w:sz w:val="19"/>
+              </w:rPr>
+              <w:t xml:space="preserve">, RDS, Aurora, DynamoDB, </w:t>
+            </w:r>
+            <w:proofErr w:type="spellStart"/>
+            <w:r>
+              <w:rPr>
+                <w:sz w:val="19"/>
+              </w:rPr>
+              <w:t>DocumentDB</w:t>
+            </w:r>
+            <w:proofErr w:type="spellEnd"/>
+            <w:r>
+              <w:rPr>
+                <w:sz w:val="19"/>
+              </w:rPr>
+              <w:t xml:space="preserve">, </w:t>
+            </w:r>
+            <w:proofErr w:type="spellStart"/>
+            <w:r>
+              <w:rPr>
+                <w:sz w:val="19"/>
+              </w:rPr>
+              <w:t>ElastiCache</w:t>
+            </w:r>
+            <w:proofErr w:type="spellEnd"/>
+            <w:r>
+              <w:rPr>
+                <w:sz w:val="19"/>
+              </w:rPr>
+              <w:t xml:space="preserve">, EKS, Fargate, ECS, Lambda, IAM, KMS, CloudFront, Route 53, </w:t>
+            </w:r>
+            <w:proofErr w:type="spellStart"/>
+            <w:r>
+              <w:rPr>
+                <w:sz w:val="19"/>
+              </w:rPr>
+              <w:t>PrivateLink</w:t>
+            </w:r>
+            <w:proofErr w:type="spellEnd"/>
+            <w:r>
+              <w:rPr>
+                <w:sz w:val="19"/>
+              </w:rPr>
+              <w:t xml:space="preserve">, ELB, SNS/SQS, </w:t>
+            </w:r>
+            <w:proofErr w:type="spellStart"/>
+            <w:r>
+              <w:rPr>
+                <w:sz w:val="19"/>
+              </w:rPr>
+              <w:t>EventBridge</w:t>
+            </w:r>
+            <w:proofErr w:type="spellEnd"/>
+            <w:r>
+              <w:rPr>
+                <w:sz w:val="19"/>
+              </w:rPr>
+              <w:t xml:space="preserve">, Organizations, Control Tower), Microsoft Azure (VMs, VM Scale Sets, AKS, Container Apps, </w:t>
+            </w:r>
+            <w:proofErr w:type="spellStart"/>
+            <w:r>
+              <w:rPr>
+                <w:sz w:val="19"/>
+              </w:rPr>
+              <w:t>VNet</w:t>
+            </w:r>
+            <w:proofErr w:type="spellEnd"/>
+            <w:r>
+              <w:rPr>
+                <w:sz w:val="19"/>
+              </w:rPr>
+              <w:t>, Storage, Entra ID, Azure Policy, hybrid connectivity)</w:t>
             </w:r>
           </w:p>
         </w:tc>
@@ -210,7 +310,21 @@
               <w:rPr>
                 <w:sz w:val="19"/>
               </w:rPr>
-              <w:t>Terraform (modules, remote state, Sentinel/OPA policy gates), Terraform Enterprise/Cloud (workspace design, policy-as-code, VCS-driven workflows), Terragrunt, Bicep, AWS CloudFormation, Ansible</w:t>
+              <w:t xml:space="preserve">Terraform (modules, remote state, Sentinel/OPA policy gates), Terraform Enterprise/Cloud (workspace design, policy-as-code, VCS-driven workflows), </w:t>
+            </w:r>
+            <w:proofErr w:type="spellStart"/>
+            <w:r>
+              <w:rPr>
+                <w:sz w:val="19"/>
+              </w:rPr>
+              <w:t>Terragrunt</w:t>
+            </w:r>
+            <w:proofErr w:type="spellEnd"/>
+            <w:r>
+              <w:rPr>
+                <w:sz w:val="19"/>
+              </w:rPr>
+              <w:t>, Bicep, AWS CloudFormation, Ansible</w:t>
             </w:r>
           </w:p>
         </w:tc>
@@ -286,8 +400,16 @@
               <w:rPr>
                 <w:sz w:val="19"/>
               </w:rPr>
-              <w:t>Azure DevOps (Pipelines, Boards, Repos, Artifacts), Jenkins, GitHub Actions, Harness, GitLab CI, Bitbucket Pipelines, AWS CodePipeline</w:t>
+              <w:t xml:space="preserve">Azure DevOps (Pipelines, Boards, Repos, Artifacts), Jenkins, GitHub Actions, Harness, GitLab CI, Bitbucket Pipelines, AWS </w:t>
             </w:r>
+            <w:proofErr w:type="spellStart"/>
+            <w:r>
+              <w:rPr>
+                <w:sz w:val="19"/>
+              </w:rPr>
+              <w:t>CodePipeline</w:t>
+            </w:r>
+            <w:proofErr w:type="spellEnd"/>
             <w:r>
               <w:rPr>
                 <w:sz w:val="19"/>
@@ -298,8 +420,16 @@
               <w:rPr>
                 <w:sz w:val="19"/>
               </w:rPr>
-              <w:t>, Argocd</w:t>
+              <w:t xml:space="preserve">, </w:t>
             </w:r>
+            <w:proofErr w:type="spellStart"/>
+            <w:r>
+              <w:rPr>
+                <w:sz w:val="19"/>
+              </w:rPr>
+              <w:t>Argocd</w:t>
+            </w:r>
+            <w:proofErr w:type="spellEnd"/>
           </w:p>
         </w:tc>
       </w:tr>
@@ -315,12 +445,21 @@
             <w:pPr>
               <w:spacing w:after="0"/>
             </w:pPr>
+            <w:proofErr w:type="spellStart"/>
             <w:r>
               <w:rPr>
                 <w:b/>
                 <w:sz w:val="19"/>
               </w:rPr>
-              <w:t>DevSecOps &amp; Security</w:t>
+              <w:t>DevSecOps</w:t>
+            </w:r>
+            <w:proofErr w:type="spellEnd"/>
+            <w:r>
+              <w:rPr>
+                <w:b/>
+                <w:sz w:val="19"/>
+              </w:rPr>
+              <w:t xml:space="preserve"> &amp; Security</w:t>
             </w:r>
           </w:p>
         </w:tc>
@@ -336,7 +475,21 @@
               <w:rPr>
                 <w:sz w:val="19"/>
               </w:rPr>
-              <w:t>SAST, dependency/secret/container scanning, IaC security gates (OPA, Sentinel), IAM/SCP/NACL enforcement, GuardDuty, Security Hub, Inspector, CloudTrail, IAM Access Analyzer, CrowdStrike, Qualys, Tanium, Microsoft Entra ID (Conditional Access, Privileged Identity Management, App Registrations, Identity Governance)</w:t>
+              <w:t xml:space="preserve">SAST, dependency/secret/container scanning, </w:t>
+            </w:r>
+            <w:proofErr w:type="spellStart"/>
+            <w:r>
+              <w:rPr>
+                <w:sz w:val="19"/>
+              </w:rPr>
+              <w:t>IaC</w:t>
+            </w:r>
+            <w:proofErr w:type="spellEnd"/>
+            <w:r>
+              <w:rPr>
+                <w:sz w:val="19"/>
+              </w:rPr>
+              <w:t xml:space="preserve"> security gates (OPA, Sentinel), IAM/SCP/NACL enforcement, GuardDuty, Security Hub, Inspector, CloudTrail, IAM Access Analyzer, CrowdStrike, Qualys, Tanium, Microsoft Entra ID (Conditional Access, Privileged Identity Management, App Registrations, Identity Governance)</w:t>
             </w:r>
           </w:p>
         </w:tc>
@@ -374,7 +527,21 @@
               <w:rPr>
                 <w:sz w:val="19"/>
               </w:rPr>
-              <w:t>CloudWatch, Prometheus, Grafana, ELK/OpenSearch, Fluentd/Fluent Bit, Kafka/MSK monitoring, ServiceNow incident automation</w:t>
+              <w:t xml:space="preserve">CloudWatch, Prometheus, Grafana, ELK/OpenSearch, </w:t>
+            </w:r>
+            <w:proofErr w:type="spellStart"/>
+            <w:r>
+              <w:rPr>
+                <w:sz w:val="19"/>
+              </w:rPr>
+              <w:t>Fluentd</w:t>
+            </w:r>
+            <w:proofErr w:type="spellEnd"/>
+            <w:r>
+              <w:rPr>
+                <w:sz w:val="19"/>
+              </w:rPr>
+              <w:t>/Fluent Bit, Kafka/MSK monitoring, ServiceNow incident automation</w:t>
             </w:r>
           </w:p>
         </w:tc>
@@ -450,8 +617,44 @@
               <w:rPr>
                 <w:sz w:val="19"/>
               </w:rPr>
-              <w:t>SAN/NAS (Hitachi, EMC VMAX/VSP, NetApp), backup/DR (Avamar, SRDF, TrueCopy, Azure Backup, Azure Site Recovery, AWS Backup), FSx Lustre</w:t>
+              <w:t xml:space="preserve">SAN/NAS (Hitachi, EMC VMAX/VSP, NetApp), backup/DR (Avamar, SRDF, </w:t>
             </w:r>
+            <w:proofErr w:type="spellStart"/>
+            <w:r>
+              <w:rPr>
+                <w:sz w:val="19"/>
+              </w:rPr>
+              <w:t>TrueCopy</w:t>
+            </w:r>
+            <w:proofErr w:type="spellEnd"/>
+            <w:r>
+              <w:rPr>
+                <w:sz w:val="19"/>
+              </w:rPr>
+              <w:t xml:space="preserve">, Azure Backup, Azure Site Recovery, AWS Backup), </w:t>
+            </w:r>
+            <w:proofErr w:type="spellStart"/>
+            <w:r>
+              <w:rPr>
+                <w:sz w:val="19"/>
+              </w:rPr>
+              <w:t>FSx</w:t>
+            </w:r>
+            <w:proofErr w:type="spellEnd"/>
+            <w:r>
+              <w:rPr>
+                <w:sz w:val="19"/>
+              </w:rPr>
+              <w:t xml:space="preserve"> </w:t>
+            </w:r>
+            <w:proofErr w:type="spellStart"/>
+            <w:r>
+              <w:rPr>
+                <w:sz w:val="19"/>
+              </w:rPr>
+              <w:t>Lustre</w:t>
+            </w:r>
+            <w:proofErr w:type="spellEnd"/>
           </w:p>
         </w:tc>
       </w:tr>
@@ -505,12 +708,21 @@
             <w:pPr>
               <w:spacing w:after="0"/>
             </w:pPr>
+            <w:proofErr w:type="spellStart"/>
             <w:r>
               <w:rPr>
                 <w:b/>
                 <w:sz w:val="19"/>
               </w:rPr>
-              <w:t>MLOps &amp; AI/ML Platforms</w:t>
+              <w:t>MLOps</w:t>
+            </w:r>
+            <w:proofErr w:type="spellEnd"/>
+            <w:r>
+              <w:rPr>
+                <w:b/>
+                <w:sz w:val="19"/>
+              </w:rPr>
+              <w:t xml:space="preserve"> &amp; AI/ML Platforms</w:t>
             </w:r>
           </w:p>
         </w:tc>
@@ -564,7 +776,21 @@
               <w:rPr>
                 <w:sz w:val="19"/>
               </w:rPr>
-              <w:t>Python (PySpark, pandas), Bash</w:t>
+              <w:t>Python (</w:t>
+            </w:r>
+            <w:proofErr w:type="spellStart"/>
+            <w:r>
+              <w:rPr>
+                <w:sz w:val="19"/>
+              </w:rPr>
+              <w:t>PySpark</w:t>
+            </w:r>
+            <w:proofErr w:type="spellEnd"/>
+            <w:r>
+              <w:rPr>
+                <w:sz w:val="19"/>
+              </w:rPr>
+              <w:t>, pandas), Bash</w:t>
             </w:r>
           </w:p>
         </w:tc>
@@ -614,10 +840,21 @@
         <w:rPr>
           <w:b/>
         </w:rPr>
-        <w:t>Tech Consulting</w:t>
-      </w:r>
-      <w:r>
-        <w:t xml:space="preserve">  |  May 2026 – Present</w:t>
+        <w:t xml:space="preserve">Tech </w:t>
+      </w:r>
+      <w:proofErr w:type="gramStart"/>
+      <w:r>
+        <w:rPr>
+          <w:b/>
+        </w:rPr>
+        <w:t>Consulting</w:t>
+      </w:r>
+      <w:r>
+        <w:t xml:space="preserve">  |</w:t>
+      </w:r>
+      <w:proofErr w:type="gramEnd"/>
+      <w:r>
+        <w:t xml:space="preserve">  May 2026 – Present</w:t>
       </w:r>
     </w:p>
     <w:p>
@@ -628,7 +865,15 @@
       </w:pPr>
       <w:r>
         <w:lastRenderedPageBreak/>
-        <w:t>Led AWS and Azure platform engineering for client engagements — building reusable landing zone patterns, self-service infrastructure modules, and golden-path Terraform/ARM templates that client engineering teams adopted directly instead of provisioning environments by hand.</w:t>
+        <w:t xml:space="preserve">Led AWS and Azure platform engineering for client </w:t>
+      </w:r>
+      <w:proofErr w:type="gramStart"/>
+      <w:r>
+        <w:t>engagements — building</w:t>
+      </w:r>
+      <w:proofErr w:type="gramEnd"/>
+      <w:r>
+        <w:t xml:space="preserve"> reusable landing zone patterns, self-service infrastructure modules, and golden-path Terraform/ARM templates that client engineering teams adopted directly instead of provisioning environments by hand.</w:t>
       </w:r>
     </w:p>
     <w:p>
@@ -648,7 +893,23 @@
         <w:ind w:left="317"/>
       </w:pPr>
       <w:r>
-        <w:t>Deployed and managed containerized platforms on Azure Kubernetes Service (AKS) and Amazon EKS — node pool/Cluster Autoscaler and Karpenter-based scaling, Helm-packaged workloads, and multi-tenant namespace isolation — using Terraform, ARM/Bicep templates, and Pulumi for consistent infrastructure-as-code across both providers.</w:t>
+        <w:t xml:space="preserve">Deployed and managed containerized platforms on Azure Kubernetes Service (AKS) and Amazon EKS — node pool/Cluster </w:t>
+      </w:r>
+      <w:proofErr w:type="spellStart"/>
+      <w:r>
+        <w:t>Autoscaler</w:t>
+      </w:r>
+      <w:proofErr w:type="spellEnd"/>
+      <w:r>
+        <w:t xml:space="preserve"> and </w:t>
+      </w:r>
+      <w:proofErr w:type="spellStart"/>
+      <w:r>
+        <w:t>Karpenter</w:t>
+      </w:r>
+      <w:proofErr w:type="spellEnd"/>
+      <w:r>
+        <w:t>-based scaling, Helm-packaged workloads, and multi-tenant namespace isolation — using Terraform, ARM/Bicep templates, and Pulumi for consistent infrastructure-as-code across both providers.</w:t>
       </w:r>
     </w:p>
     <w:p>
@@ -658,7 +919,15 @@
         <w:ind w:left="317"/>
       </w:pPr>
       <w:r>
-        <w:t>Administered Terraform Enterprise/Cloud for client organizations — workspace design and team/project structuring, policy-as-code enforcement via Sentinel, and VCS-driven workflows (PR-triggered plans, mandatory approval gates before apply) so no infrastructure change reached production outside a reviewed pipeline.</w:t>
+        <w:t xml:space="preserve">Administered Terraform Enterprise/Cloud for client organizations — workspace design and team/project structuring, policy-as-code enforcement via Sentinel, and VCS-driven workflows (PR-triggered plans, mandatory approval gates before </w:t>
+      </w:r>
+      <w:proofErr w:type="gramStart"/>
+      <w:r>
+        <w:t>apply</w:t>
+      </w:r>
+      <w:proofErr w:type="gramEnd"/>
+      <w:r>
+        <w:t>) so no infrastructure change reached production outside a reviewed pipeline.</w:t>
       </w:r>
     </w:p>
     <w:p>
@@ -668,7 +937,23 @@
         <w:ind w:left="317"/>
       </w:pPr>
       <w:r>
-        <w:t xml:space="preserve">Built and maintained CI/CD pipelines in Azure DevOps (YAML pipelines, environment approvals), AWS CodePipeline/CodeBuild, </w:t>
+        <w:t xml:space="preserve">Built and maintained CI/CD pipelines in Azure DevOps (YAML pipelines, environment approvals), AWS </w:t>
+      </w:r>
+      <w:proofErr w:type="spellStart"/>
+      <w:r>
+        <w:t>CodePipeline</w:t>
+      </w:r>
+      <w:proofErr w:type="spellEnd"/>
+      <w:r>
+        <w:t>/</w:t>
+      </w:r>
+      <w:proofErr w:type="spellStart"/>
+      <w:r>
+        <w:t>CodeBuild</w:t>
+      </w:r>
+      <w:proofErr w:type="spellEnd"/>
+      <w:r>
+        <w:t xml:space="preserve">, </w:t>
       </w:r>
       <w:r>
         <w:t xml:space="preserve">and </w:t>
@@ -724,7 +1009,31 @@
         <w:ind w:left="317"/>
       </w:pPr>
       <w:r>
-        <w:t>Configured hybrid and multi-cloud network connectivity (Azure VNet/Hub-and-Spoke/ExpressRoute, AWS VPC/Transit Gateway/Direct Connect, site-to-site VPN) with AWS PrivateLink for private, non-internet-routed access to AWS services and partner endpoints, and set up Azure Front Door and AWS CloudFront for low-latency application delivery.</w:t>
+        <w:t xml:space="preserve">Configured hybrid and multi-cloud network connectivity (Azure </w:t>
+      </w:r>
+      <w:proofErr w:type="spellStart"/>
+      <w:r>
+        <w:t>VNet</w:t>
+      </w:r>
+      <w:proofErr w:type="spellEnd"/>
+      <w:r>
+        <w:t xml:space="preserve">/Hub-and-Spoke/ExpressRoute, AWS VPC/Transit Gateway/Direct Connect, site-to-site VPN) with AWS </w:t>
+      </w:r>
+      <w:proofErr w:type="spellStart"/>
+      <w:r>
+        <w:t>PrivateLink</w:t>
+      </w:r>
+      <w:proofErr w:type="spellEnd"/>
+      <w:r>
+        <w:t xml:space="preserve"> for private, non-internet-routed access to AWS services and partner </w:t>
+      </w:r>
+      <w:proofErr w:type="gramStart"/>
+      <w:r>
+        <w:t>endpoints, and</w:t>
+      </w:r>
+      <w:proofErr w:type="gramEnd"/>
+      <w:r>
+        <w:t xml:space="preserve"> set up Azure Front Door and AWS CloudFront for low-latency application delivery.</w:t>
       </w:r>
     </w:p>
     <w:p>
@@ -753,6 +1062,7 @@
       <w:pPr>
         <w:spacing w:after="60"/>
       </w:pPr>
+      <w:proofErr w:type="gramStart"/>
       <w:r>
         <w:rPr>
           <w:b/>
@@ -760,7 +1070,11 @@
         <w:t>Citibank</w:t>
       </w:r>
       <w:r>
-        <w:t xml:space="preserve">  |  Irving, Texas | Feb 2023 – Apr 2026</w:t>
+        <w:t xml:space="preserve">  |</w:t>
+      </w:r>
+      <w:proofErr w:type="gramEnd"/>
+      <w:r>
+        <w:t xml:space="preserve">  Irving, Texas | Feb 2023 – Apr 2026</w:t>
       </w:r>
     </w:p>
     <w:p>
@@ -782,7 +1096,23 @@
         <w:ind w:left="317"/>
       </w:pPr>
       <w:r>
-        <w:t>Designed and built reusable Terraform modules and golden templates standardizing AWS deployments (VPC, EC2, ALB, ASG, RDS, S3, IAM, KMS, CloudWatch, SNS, SQS, EventBridge, FSx) across dev, UAT, and production accounts.</w:t>
+        <w:t xml:space="preserve">Designed and built reusable Terraform modules and golden templates standardizing AWS deployments (VPC, EC2, ALB, ASG, RDS, S3, IAM, KMS, CloudWatch, SNS, SQS, </w:t>
+      </w:r>
+      <w:proofErr w:type="spellStart"/>
+      <w:r>
+        <w:t>EventBridge</w:t>
+      </w:r>
+      <w:proofErr w:type="spellEnd"/>
+      <w:r>
+        <w:t xml:space="preserve">, </w:t>
+      </w:r>
+      <w:proofErr w:type="spellStart"/>
+      <w:r>
+        <w:t>FSx</w:t>
+      </w:r>
+      <w:proofErr w:type="spellEnd"/>
+      <w:r>
+        <w:t>) across dev, UAT, and production accounts.</w:t>
       </w:r>
     </w:p>
     <w:p>
@@ -822,7 +1152,15 @@
         <w:ind w:left="317"/>
       </w:pPr>
       <w:r>
-        <w:t>Hands-on experience creating and maintaining Harness CI/CD pipelines, including reusable templates, service and environment configuration, approval gates, secrets management, Terraform deployments, Kubernetes releases, RBAC, monitoring, and deployment strategies such as canary and blue-green.</w:t>
+        <w:t xml:space="preserve">Hands-on experience creating and maintaining Harness CI/CD pipelines, including reusable templates, service and environment configuration, approval gates, secrets management, Terraform deployments, Kubernetes releases, RBAC, monitoring, and deployment strategies such as canary and </w:t>
+      </w:r>
+      <w:proofErr w:type="gramStart"/>
+      <w:r>
+        <w:t>blue-green</w:t>
+      </w:r>
+      <w:proofErr w:type="gramEnd"/>
+      <w:r>
+        <w:t>.</w:t>
       </w:r>
     </w:p>
     <w:p>
@@ -872,6 +1210,7 @@
       <w:pPr>
         <w:spacing w:before="100" w:after="20"/>
       </w:pPr>
+      <w:proofErr w:type="spellStart"/>
       <w:r>
         <w:rPr>
           <w:b/>
@@ -879,6 +1218,7 @@
         </w:rPr>
         <w:t>DevSecOps</w:t>
       </w:r>
+      <w:proofErr w:type="spellEnd"/>
     </w:p>
     <w:p>
       <w:pPr>
@@ -887,7 +1227,15 @@
         <w:ind w:left="317"/>
       </w:pPr>
       <w:r>
-        <w:t>Embedded security scanning directly into CI/CD pipelines — SAST, dependency scanning, secret scanning, container scanning, and IaC security checks — shifting vulnerability detection left of production.</w:t>
+        <w:t xml:space="preserve">Embedded security scanning directly into CI/CD pipelines — SAST, dependency scanning, secret scanning, container scanning, and </w:t>
+      </w:r>
+      <w:proofErr w:type="spellStart"/>
+      <w:r>
+        <w:t>IaC</w:t>
+      </w:r>
+      <w:proofErr w:type="spellEnd"/>
+      <w:r>
+        <w:t xml:space="preserve"> security checks — shifting vulnerability detection left of production.</w:t>
       </w:r>
     </w:p>
     <w:p>
@@ -897,7 +1245,15 @@
         <w:ind w:left="317"/>
       </w:pPr>
       <w:r>
-        <w:t>Enforced Terraform security gates using OPA and Sentinel to block non-compliant infrastructure changes before apply.</w:t>
+        <w:t xml:space="preserve">Enforced Terraform security gates using OPA and Sentinel to block non-compliant infrastructure changes before </w:t>
+      </w:r>
+      <w:proofErr w:type="gramStart"/>
+      <w:r>
+        <w:t>apply</w:t>
+      </w:r>
+      <w:proofErr w:type="gramEnd"/>
+      <w:r>
+        <w:t>.</w:t>
       </w:r>
     </w:p>
     <w:p>
@@ -949,7 +1305,15 @@
         <w:ind w:left="317"/>
       </w:pPr>
       <w:r>
-        <w:t>Implemented full-stack observability across CloudWatch, Prometheus, Grafana, and the ELK/OpenSearch stack, including Fluentd/Fluent Bit log forwarding and Kafka/MSK pipeline monitoring — reducing incident detection and recovery time 35%.</w:t>
+        <w:t xml:space="preserve">Implemented full-stack observability across CloudWatch, Prometheus, Grafana, and the ELK/OpenSearch stack, including </w:t>
+      </w:r>
+      <w:proofErr w:type="spellStart"/>
+      <w:r>
+        <w:t>Fluentd</w:t>
+      </w:r>
+      <w:proofErr w:type="spellEnd"/>
+      <w:r>
+        <w:t>/Fluent Bit log forwarding and Kafka/MSK pipeline monitoring — reducing incident detection and recovery time 35%.</w:t>
       </w:r>
     </w:p>
     <w:p>
@@ -994,7 +1358,15 @@
         <w:ind w:left="317"/>
       </w:pPr>
       <w:r>
-        <w:t>Directed FinOps cost governance — rightsizing, Savings Plans, Spot usage, and automated FSx lifecycle policies — delivering sustained 20–25% infrastructure cost savings while maintaining platform resilience.</w:t>
+        <w:t xml:space="preserve">Directed FinOps cost governance — rightsizing, Savings Plans, Spot usage, and automated </w:t>
+      </w:r>
+      <w:proofErr w:type="spellStart"/>
+      <w:r>
+        <w:t>FSx</w:t>
+      </w:r>
+      <w:proofErr w:type="spellEnd"/>
+      <w:r>
+        <w:t xml:space="preserve"> lifecycle policies — delivering sustained 20–25% infrastructure cost savings while maintaining platform resilience.</w:t>
       </w:r>
     </w:p>
     <w:p>
@@ -1016,7 +1388,49 @@
         <w:ind w:left="317"/>
       </w:pPr>
       <w:r>
-        <w:t>Architected AWS-based HPC/AI-ML platform infrastructure (EKS, FSx for Lustre, SageMaker, Bedrock) supporting distributed training, inference, and RAG pipelines integrating Bedrock and OpenSearch.</w:t>
+        <w:t xml:space="preserve">Architected AWS-based HPC/AI-ML platform infrastructure (EKS, </w:t>
+      </w:r>
+      <w:proofErr w:type="spellStart"/>
+      <w:r>
+        <w:t>FSx</w:t>
+      </w:r>
+      <w:proofErr w:type="spellEnd"/>
+      <w:r>
+        <w:t xml:space="preserve"> for </w:t>
+      </w:r>
+      <w:proofErr w:type="spellStart"/>
+      <w:r>
+        <w:t>Lustre</w:t>
+      </w:r>
+      <w:proofErr w:type="spellEnd"/>
+      <w:r>
+        <w:t>, SageMaker, Bedrock) supporting distributed training, inference, and RAG pipelines integrating Bedrock and OpenSearch.</w:t>
+      </w:r>
+    </w:p>
+    <w:p>
+      <w:pPr>
+        <w:pStyle w:val="ListBullet"/>
+        <w:spacing w:after="20"/>
+        <w:ind w:left="317"/>
+      </w:pPr>
+      <w:r>
+        <w:t xml:space="preserve">Engineered and troubleshot complex REST/API integrations between Amazon S3, EKS, </w:t>
+      </w:r>
+      <w:proofErr w:type="spellStart"/>
+      <w:r>
+        <w:t>FSx</w:t>
+      </w:r>
+      <w:proofErr w:type="spellEnd"/>
+      <w:r>
+        <w:t xml:space="preserve"> for </w:t>
+      </w:r>
+      <w:proofErr w:type="spellStart"/>
+      <w:r>
+        <w:t>Lustre</w:t>
+      </w:r>
+      <w:proofErr w:type="spellEnd"/>
+      <w:r>
+        <w:t>, Lambda and enterprise applications, resolving authentication, authorization, network connectivity and data synchronization issues.</w:t>
       </w:r>
     </w:p>
     <w:p>
@@ -1065,7 +1479,23 @@
         <w:ind w:left="317"/>
       </w:pPr>
       <w:r>
-        <w:t>Optimized FSx for Lustre throughput and S3-backed dataset access, improving large-scale data processing performance 30%+.</w:t>
+        <w:t xml:space="preserve">Optimized </w:t>
+      </w:r>
+      <w:proofErr w:type="spellStart"/>
+      <w:r>
+        <w:t>FSx</w:t>
+      </w:r>
+      <w:proofErr w:type="spellEnd"/>
+      <w:r>
+        <w:t xml:space="preserve"> for </w:t>
+      </w:r>
+      <w:proofErr w:type="spellStart"/>
+      <w:r>
+        <w:t>Lustre</w:t>
+      </w:r>
+      <w:proofErr w:type="spellEnd"/>
+      <w:r>
+        <w:t xml:space="preserve"> throughput and S3-backed dataset access, improving large-scale data processing performance 30%+.</w:t>
       </w:r>
     </w:p>
     <w:p>
@@ -1084,14 +1514,33 @@
       <w:pPr>
         <w:spacing w:after="60"/>
       </w:pPr>
+      <w:proofErr w:type="spellStart"/>
       <w:r>
         <w:rPr>
           <w:b/>
         </w:rPr>
-        <w:t>Cynet Systems (Client: State Farm)</w:t>
-      </w:r>
-      <w:r>
-        <w:t xml:space="preserve">  |  Dec 2022 – Feb 2023</w:t>
+        <w:t>Cynet</w:t>
+      </w:r>
+      <w:proofErr w:type="spellEnd"/>
+      <w:r>
+        <w:rPr>
+          <w:b/>
+        </w:rPr>
+        <w:t xml:space="preserve"> Systems (Client: State </w:t>
+      </w:r>
+      <w:proofErr w:type="gramStart"/>
+      <w:r>
+        <w:rPr>
+          <w:b/>
+        </w:rPr>
+        <w:t>Farm)</w:t>
+      </w:r>
+      <w:r>
+        <w:t xml:space="preserve">  |</w:t>
+      </w:r>
+      <w:proofErr w:type="gramEnd"/>
+      <w:r>
+        <w:t xml:space="preserve">  Dec 2022 – Feb 2023</w:t>
       </w:r>
     </w:p>
     <w:p>
@@ -1101,6 +1550,7 @@
         <w:ind w:left="317"/>
       </w:pPr>
       <w:r>
+        <w:lastRenderedPageBreak/>
         <w:t>Administered cloud infrastructure across OS, database, and network layers, primarily in Microsoft Azure.</w:t>
       </w:r>
     </w:p>
@@ -1121,7 +1571,6 @@
         <w:ind w:left="317"/>
       </w:pPr>
       <w:r>
-        <w:lastRenderedPageBreak/>
         <w:t>Planned and implemented server upgrades, maintenance fixes, and vendor patches; performed capacity planning.</w:t>
       </w:r>
     </w:p>
@@ -1132,7 +1581,15 @@
         <w:ind w:left="317"/>
       </w:pPr>
       <w:r>
-        <w:t>Supported new Azure cloud implementations alongside existing on-premises virtualization, compute, and storage platforms.</w:t>
+        <w:t xml:space="preserve">Supported new Azure cloud implementations alongside existing on-premises virtualization, </w:t>
+      </w:r>
+      <w:proofErr w:type="gramStart"/>
+      <w:r>
+        <w:t>compute</w:t>
+      </w:r>
+      <w:proofErr w:type="gramEnd"/>
+      <w:r>
+        <w:t>, and storage platforms.</w:t>
       </w:r>
     </w:p>
     <w:p>
@@ -1165,10 +1622,35 @@
         <w:rPr>
           <w:b/>
         </w:rPr>
-        <w:t>Dell EMC / VirtualTechGuru (Client: Texas A&amp;M University)</w:t>
-      </w:r>
-      <w:r>
-        <w:t xml:space="preserve">  |  College Station, TX | Nov 2022 – Dec 2022</w:t>
+        <w:t xml:space="preserve">Dell EMC / </w:t>
+      </w:r>
+      <w:proofErr w:type="spellStart"/>
+      <w:r>
+        <w:rPr>
+          <w:b/>
+        </w:rPr>
+        <w:t>VirtualTechGuru</w:t>
+      </w:r>
+      <w:proofErr w:type="spellEnd"/>
+      <w:r>
+        <w:rPr>
+          <w:b/>
+        </w:rPr>
+        <w:t xml:space="preserve"> (Client: Texas A&amp;M </w:t>
+      </w:r>
+      <w:proofErr w:type="gramStart"/>
+      <w:r>
+        <w:rPr>
+          <w:b/>
+        </w:rPr>
+        <w:t>University)</w:t>
+      </w:r>
+      <w:r>
+        <w:t xml:space="preserve">  |</w:t>
+      </w:r>
+      <w:proofErr w:type="gramEnd"/>
+      <w:r>
+        <w:t xml:space="preserve">  College Station, TX | Nov 2022 – Dec 2022</w:t>
       </w:r>
     </w:p>
     <w:p>
@@ -1241,10 +1723,35 @@
         <w:rPr>
           <w:b/>
         </w:rPr>
-        <w:t>Luminous Logistic (Client: CloudWave Healthcare Solutions)</w:t>
-      </w:r>
-      <w:r>
-        <w:t xml:space="preserve">  |  MA, USA | Jan 2019 – Jun 2022</w:t>
+        <w:t xml:space="preserve">Luminous Logistic (Client: </w:t>
+      </w:r>
+      <w:proofErr w:type="spellStart"/>
+      <w:r>
+        <w:rPr>
+          <w:b/>
+        </w:rPr>
+        <w:t>CloudWave</w:t>
+      </w:r>
+      <w:proofErr w:type="spellEnd"/>
+      <w:r>
+        <w:rPr>
+          <w:b/>
+        </w:rPr>
+        <w:t xml:space="preserve"> Healthcare </w:t>
+      </w:r>
+      <w:proofErr w:type="gramStart"/>
+      <w:r>
+        <w:rPr>
+          <w:b/>
+        </w:rPr>
+        <w:t>Solutions)</w:t>
+      </w:r>
+      <w:r>
+        <w:t xml:space="preserve">  |</w:t>
+      </w:r>
+      <w:proofErr w:type="gramEnd"/>
+      <w:r>
+        <w:t xml:space="preserve">  MA, USA | Jan 2019 – Jun 2022</w:t>
       </w:r>
     </w:p>
     <w:p>
@@ -1347,10 +1854,21 @@
         <w:rPr>
           <w:b/>
         </w:rPr>
-        <w:t>Computer Warehouse Ltd. (Client: MTN Nigeria)</w:t>
-      </w:r>
-      <w:r>
-        <w:t xml:space="preserve">  |  Lagos, Nigeria | Apr 2011 – Mar 2018</w:t>
+        <w:t xml:space="preserve">Computer Warehouse Ltd. (Client: MTN </w:t>
+      </w:r>
+      <w:proofErr w:type="gramStart"/>
+      <w:r>
+        <w:rPr>
+          <w:b/>
+        </w:rPr>
+        <w:t>Nigeria)</w:t>
+      </w:r>
+      <w:r>
+        <w:t xml:space="preserve">  |</w:t>
+      </w:r>
+      <w:proofErr w:type="gramEnd"/>
+      <w:r>
+        <w:t xml:space="preserve">  Lagos, Nigeria | Apr 2011 – Mar 2018</w:t>
       </w:r>
     </w:p>
     <w:p>
@@ -1370,7 +1888,15 @@
         <w:ind w:left="317"/>
       </w:pPr>
       <w:r>
-        <w:t>Architected replication and disaster recovery solutions (SRDF, TrueCopy, Shadow-Image), cutting recovery time 40%.</w:t>
+        <w:t xml:space="preserve">Architected replication and disaster recovery solutions (SRDF, </w:t>
+      </w:r>
+      <w:proofErr w:type="spellStart"/>
+      <w:r>
+        <w:t>TrueCopy</w:t>
+      </w:r>
+      <w:proofErr w:type="spellEnd"/>
+      <w:r>
+        <w:t>, Shadow-Image), cutting recovery time 40%.</w:t>
       </w:r>
     </w:p>
     <w:p>
@@ -1496,7 +2022,21 @@
               <w:rPr>
                 <w:sz w:val="20"/>
               </w:rPr>
-              <w:t>AWS Certified SysOps Administrator – Associate</w:t>
+              <w:t xml:space="preserve">AWS Certified </w:t>
+            </w:r>
+            <w:proofErr w:type="spellStart"/>
+            <w:r>
+              <w:rPr>
+                <w:sz w:val="20"/>
+              </w:rPr>
+              <w:t>SysOps</w:t>
+            </w:r>
+            <w:proofErr w:type="spellEnd"/>
+            <w:r>
+              <w:rPr>
+                <w:sz w:val="20"/>
+              </w:rPr>
+              <w:t xml:space="preserve"> Administrator – Associate</w:t>
             </w:r>
           </w:p>
         </w:tc>
@@ -1513,11 +2053,19 @@
             <w:pPr>
               <w:spacing w:after="40"/>
             </w:pPr>
+            <w:proofErr w:type="spellStart"/>
             <w:r>
               <w:rPr>
                 <w:sz w:val="20"/>
               </w:rPr>
-              <w:t>HashiCorp Certified: Terraform Associate</w:t>
+              <w:t>HashiCorp</w:t>
+            </w:r>
+            <w:proofErr w:type="spellEnd"/>
+            <w:r>
+              <w:rPr>
+                <w:sz w:val="20"/>
+              </w:rPr>
+              <w:t xml:space="preserve"> Certified: Terraform Associate</w:t>
             </w:r>
           </w:p>
         </w:tc>
@@ -1554,6 +2102,7 @@
               <w:rPr>
                 <w:sz w:val="20"/>
               </w:rPr>
+              <w:lastRenderedPageBreak/>
               <w:t>Certified Kubernetes Administrator (CKA)</w:t>
             </w:r>
           </w:p>
@@ -1628,7 +2177,6 @@
               <w:rPr>
                 <w:sz w:val="20"/>
               </w:rPr>
-              <w:lastRenderedPageBreak/>
               <w:t>Microsoft Certified: Azure Fundamentals</w:t>
             </w:r>
           </w:p>
@@ -1735,7 +2283,15 @@
         <w:ind w:left="317"/>
       </w:pPr>
       <w:r>
-        <w:t>Directed hybrid/multi-cloud governance initiatives, improving reliability and developer velocity org-wide.</w:t>
+        <w:t xml:space="preserve">Directed hybrid/multi-cloud governance initiatives, improving reliability and developer velocity </w:t>
+      </w:r>
+      <w:proofErr w:type="gramStart"/>
+      <w:r>
+        <w:t>org-wide</w:t>
+      </w:r>
+      <w:proofErr w:type="gramEnd"/>
+      <w:r>
+        <w:t>.</w:t>
       </w:r>
     </w:p>
     <w:p>
@@ -1745,7 +2301,15 @@
         <w:ind w:left="317"/>
       </w:pPr>
       <w:r>
-        <w:t>Mentored engineering teams on IaC, observability, and platform automation best practices.</w:t>
+        <w:t xml:space="preserve">Mentored engineering teams on </w:t>
+      </w:r>
+      <w:proofErr w:type="spellStart"/>
+      <w:r>
+        <w:t>IaC</w:t>
+      </w:r>
+      <w:proofErr w:type="spellEnd"/>
+      <w:r>
+        <w:t>, observability, and platform automation best practices.</w:t>
       </w:r>
     </w:p>
     <w:p>
@@ -1754,8 +2318,13 @@
         <w:spacing w:after="20"/>
         <w:ind w:left="317"/>
       </w:pPr>
-      <w:r>
-        <w:t>CITIBank Cloud Innovation Award — delivering high-throughput, resilient cloud platforms.</w:t>
+      <w:proofErr w:type="spellStart"/>
+      <w:r>
+        <w:t>CITIBank</w:t>
+      </w:r>
+      <w:proofErr w:type="spellEnd"/>
+      <w:r>
+        <w:t xml:space="preserve"> Cloud Innovation Award — delivering high-throughput, resilient cloud platforms.</w:t>
       </w:r>
     </w:p>
     <w:p>
@@ -2589,7 +3158,6 @@
   <w:style w:type="character" w:default="1" w:styleId="DefaultParagraphFont">
     <w:name w:val="Default Paragraph Font"/>
     <w:uiPriority w:val="1"/>
-    <w:semiHidden/>
     <w:unhideWhenUsed/>
   </w:style>
   <w:style w:type="table" w:default="1" w:styleId="TableNormal">

--- a/Resume/Olalekan_Ogundare_Resume.docx
+++ b/Resume/Olalekan_Ogundare_Resume.docx
@@ -1475,6 +1475,61 @@
     <w:p>
       <w:pPr>
         <w:pStyle w:val="ListBullet"/>
+      </w:pPr>
+      <w:r>
+        <w:t>A</w:t>
+      </w:r>
+      <w:r>
+        <w:t>dministered S</w:t>
+      </w:r>
+      <w:r>
+        <w:t>LURM</w:t>
+      </w:r>
+      <w:r>
+        <w:t>-based HPC clusters, managing compute nodes, partitions, job scheduling, and resource allocation for CPU and GPU workloads.</w:t>
+      </w:r>
+    </w:p>
+    <w:p>
+      <w:pPr>
+        <w:pStyle w:val="ListBullet"/>
+      </w:pPr>
+      <w:r>
+        <w:t>A</w:t>
+      </w:r>
+      <w:r>
+        <w:t>utomated S</w:t>
+      </w:r>
+      <w:r>
+        <w:t>LURM</w:t>
+      </w:r>
+      <w:r>
+        <w:t xml:space="preserve"> installation, configuration, and compute-node provisioning using Ansible, Terraform, and Bash/Python scripts</w:t>
+      </w:r>
+      <w:r>
+        <w:t>.</w:t>
+      </w:r>
+    </w:p>
+    <w:p>
+      <w:pPr>
+        <w:pStyle w:val="ListBullet"/>
+      </w:pPr>
+      <w:r>
+        <w:lastRenderedPageBreak/>
+        <w:t>I</w:t>
+      </w:r>
+      <w:r>
+        <w:t>ntegrated HPC compute nodes with shared storage, troubleshooting filesystem access, permissions, and I/O bottlenecks affecting S</w:t>
+      </w:r>
+      <w:r>
+        <w:t>LURM</w:t>
+      </w:r>
+      <w:r>
+        <w:t xml:space="preserve"> workloads.</w:t>
+      </w:r>
+    </w:p>
+    <w:p>
+      <w:pPr>
+        <w:pStyle w:val="ListBullet"/>
         <w:spacing w:after="20"/>
         <w:ind w:left="317"/>
       </w:pPr>
@@ -1550,7 +1605,6 @@
         <w:ind w:left="317"/>
       </w:pPr>
       <w:r>
-        <w:lastRenderedPageBreak/>
         <w:t>Administered cloud infrastructure across OS, database, and network layers, primarily in Microsoft Azure.</w:t>
       </w:r>
     </w:p>
@@ -2102,7 +2156,6 @@
               <w:rPr>
                 <w:sz w:val="20"/>
               </w:rPr>
-              <w:lastRenderedPageBreak/>
               <w:t>Certified Kubernetes Administrator (CKA)</w:t>
             </w:r>
           </w:p>

--- a/Resume/Olalekan_Ogundare_Resume.docx
+++ b/Resume/Olalekan_Ogundare_Resume.docx
@@ -776,22 +776,22 @@
               <w:rPr>
                 <w:sz w:val="19"/>
               </w:rPr>
-              <w:t>Python (</w:t>
+              <w:t>Python, Bash</w:t>
+            </w:r>
+            <w:r>
+              <w:rPr>
+                <w:sz w:val="19"/>
+              </w:rPr>
+              <w:t xml:space="preserve"> and </w:t>
             </w:r>
             <w:proofErr w:type="spellStart"/>
             <w:r>
               <w:rPr>
                 <w:sz w:val="19"/>
               </w:rPr>
-              <w:t>PySpark</w:t>
+              <w:t>powershell</w:t>
             </w:r>
             <w:proofErr w:type="spellEnd"/>
-            <w:r>
-              <w:rPr>
-                <w:sz w:val="19"/>
-              </w:rPr>
-              <w:t>, pandas), Bash</w:t>
-            </w:r>
           </w:p>
         </w:tc>
       </w:tr>
@@ -860,191 +860,244 @@
     <w:p>
       <w:pPr>
         <w:pStyle w:val="ListBullet"/>
+        <w:rPr>
+          <w:rFonts w:ascii="Times New Roman" w:hAnsi="Times New Roman"/>
+          <w:color w:val="auto"/>
+          <w:sz w:val="24"/>
+        </w:rPr>
+      </w:pPr>
+      <w:r>
+        <w:lastRenderedPageBreak/>
+        <w:t>Led AWS and Azure platform engineering for client engagements, designing reusable landing-zone patterns, self-service infrastructure modules, and golden-path Terraform, ARM, and Bicep templates that enabled engineering teams to provision secure, standardized environments without manual configuration.</w:t>
+      </w:r>
+    </w:p>
+    <w:p>
+      <w:pPr>
+        <w:pStyle w:val="ListBullet"/>
+      </w:pPr>
+      <w:r>
+        <w:t>Designed, deployed, migrated, and operated enterprise Azure IaaS and AWS infrastructure, including Azure Virtual Machines, VM Scale Sets, Azure Batch, Storage Accounts, App Services, Functions, Container Apps, and AWS EC2, EBS, S3, Lambda, ECS, Fargate, and related compute and storage services.</w:t>
+      </w:r>
+    </w:p>
+    <w:p>
+      <w:pPr>
+        <w:pStyle w:val="ListBullet"/>
+      </w:pPr>
+      <w:r>
+        <w:t>Planned and executed Azure migration initiatives using Azure Migrate for workload discovery, dependency analysis, readiness assessment, right-sizing, cost estimation, replication, migration-wave planning, and post-migration validation of Windows and Linux workloads.</w:t>
+      </w:r>
+    </w:p>
+    <w:p>
+      <w:pPr>
+        <w:pStyle w:val="ListBullet"/>
+      </w:pPr>
+      <w:r>
+        <w:t xml:space="preserve">Designed and implemented enterprise Azure networking using </w:t>
+      </w:r>
+      <w:proofErr w:type="spellStart"/>
+      <w:r>
+        <w:t>VNets</w:t>
+      </w:r>
+      <w:proofErr w:type="spellEnd"/>
+      <w:r>
+        <w:t xml:space="preserve">, subnets, NSGs, Application Security Groups, route tables, </w:t>
+      </w:r>
+      <w:proofErr w:type="spellStart"/>
+      <w:r>
+        <w:t>VNet</w:t>
+      </w:r>
+      <w:proofErr w:type="spellEnd"/>
+      <w:r>
+        <w:t xml:space="preserve"> peering, hub-and-spoke architectures, Azure Firewall, Private Endpoints, VPN Gateway, ExpressRoute, Azure DNS, and Azure Front Door; implemented equivalent AWS architectures using VPCs, Security Groups, Transit Gateway, Direct Connect, </w:t>
+      </w:r>
+      <w:proofErr w:type="spellStart"/>
+      <w:r>
+        <w:t>PrivateLink</w:t>
+      </w:r>
+      <w:proofErr w:type="spellEnd"/>
+      <w:r>
+        <w:t>, Route 53, and CloudFront.</w:t>
+      </w:r>
+    </w:p>
+    <w:p>
+      <w:pPr>
+        <w:pStyle w:val="ListBullet"/>
+      </w:pPr>
+      <w:r>
+        <w:t xml:space="preserve">Configured hybrid and multi-cloud connectivity between Azure, AWS, and on-premises environments using ExpressRoute, AWS Direct Connect, site-to-site VPNs, Transit Gateway, </w:t>
+      </w:r>
+      <w:proofErr w:type="spellStart"/>
+      <w:r>
+        <w:t>VNet</w:t>
+      </w:r>
+      <w:proofErr w:type="spellEnd"/>
+      <w:r>
+        <w:t xml:space="preserve"> peering, and hub-and-spoke routing patterns, enabling secure private connectivity for enterprise applications and shared services.</w:t>
+      </w:r>
+    </w:p>
+    <w:p>
+      <w:pPr>
+        <w:pStyle w:val="ListBullet"/>
+      </w:pPr>
+      <w:r>
+        <w:t xml:space="preserve">Deployed and managed containerized platforms on Azure Kubernetes Service (AKS) and Amazon EKS, including node pools, Cluster </w:t>
+      </w:r>
+      <w:proofErr w:type="spellStart"/>
+      <w:r>
+        <w:t>Autoscaler</w:t>
+      </w:r>
+      <w:proofErr w:type="spellEnd"/>
+      <w:r>
+        <w:t xml:space="preserve">, </w:t>
+      </w:r>
+      <w:proofErr w:type="spellStart"/>
+      <w:r>
+        <w:t>Karpenter</w:t>
+      </w:r>
+      <w:proofErr w:type="spellEnd"/>
+      <w:r>
+        <w:t>, Helm-based application delivery, multi-tenant namespace isolation, network security, and Infrastructure-as-Code provisioning with Terraform, ARM/Bicep, and PowerShell.</w:t>
+      </w:r>
+    </w:p>
+    <w:p>
+      <w:pPr>
+        <w:pStyle w:val="ListBullet"/>
+      </w:pPr>
+      <w:r>
+        <w:t xml:space="preserve">Designed and managed Kubernetes ingress, TLS, and secrets-management integrations across AKS and EKS using NGINX Ingress Controller, AWS ALB, cert-manager, AWS ACM, </w:t>
+      </w:r>
+      <w:proofErr w:type="spellStart"/>
+      <w:r>
+        <w:t>HashiCorp</w:t>
+      </w:r>
+      <w:proofErr w:type="spellEnd"/>
+      <w:r>
+        <w:t xml:space="preserve"> Vault, AWS Secrets Manager, Azure Key Vault, and External Secrets Operator to automate certificate lifecycle management and secure application traffic.</w:t>
+      </w:r>
+    </w:p>
+    <w:p>
+      <w:pPr>
+        <w:pStyle w:val="ListBullet"/>
+      </w:pPr>
+      <w:r>
+        <w:t>Administered Terraform Enterprise and Terraform Cloud for client organizations, establishing workspace and project structures, remote state governance, Sentinel policy-as-code controls, VCS-driven workflows, PR-triggered plans, and mandatory approval gates to ensure infrastructure changes reached production only through reviewed pipelines.</w:t>
+      </w:r>
+    </w:p>
+    <w:p>
+      <w:pPr>
+        <w:pStyle w:val="ListBullet"/>
+      </w:pPr>
+      <w:r>
+        <w:t xml:space="preserve">Built and maintained CI/CD pipelines using Azure DevOps YAML pipelines, GitHub Actions, AWS </w:t>
+      </w:r>
+      <w:proofErr w:type="spellStart"/>
+      <w:r>
+        <w:t>CodePipeline</w:t>
+      </w:r>
+      <w:proofErr w:type="spellEnd"/>
+      <w:r>
+        <w:t>/</w:t>
+      </w:r>
+      <w:proofErr w:type="spellStart"/>
+      <w:r>
+        <w:t>CodeBuild</w:t>
+      </w:r>
+      <w:proofErr w:type="spellEnd"/>
+      <w:r>
+        <w:t>, and Ansible to automate application and infrastructure build, test, security validation, configuration management, artifact publishing, and multi-environment deployments across development, UAT, and production.</w:t>
+      </w:r>
+    </w:p>
+    <w:p>
+      <w:pPr>
+        <w:pStyle w:val="ListBullet"/>
+      </w:pPr>
+      <w:r>
+        <w:t>Implemented Azure governance using Management Groups, subscriptions, Azure Policy, RBAC, resource locks, tagging standards, naming conventions, Defender for Cloud, and cost-management controls; implemented equivalent AWS governance using Organizations, SCPs, IAM, tagging policies, KMS, GuardDuty, and Security Hub.</w:t>
+      </w:r>
+    </w:p>
+    <w:p>
+      <w:pPr>
+        <w:pStyle w:val="ListBullet"/>
+      </w:pPr>
+      <w:r>
+        <w:t>Administered Microsoft Entra ID identity and access management for enterprise tenants, including users and groups, Conditional Access, MFA, device-registration enforcement, Privileged Identity Management, App Registrations, Enterprise Applications, service principals, managed identities, RBAC, and periodic access reviews.</w:t>
+      </w:r>
+    </w:p>
+    <w:p>
+      <w:pPr>
+        <w:pStyle w:val="ListBullet"/>
+      </w:pPr>
+      <w:r>
+        <w:t>Designed least-privilege AWS IAM and Azure RBAC architectures, including custom roles and policies, cross-account assumed roles, service principals, managed identities, privileged-access workflows, and recurring access reviews to reduce privilege drift and unnecessary standing permissions.</w:t>
+      </w:r>
+    </w:p>
+    <w:p>
+      <w:pPr>
+        <w:pStyle w:val="ListBullet"/>
+      </w:pPr>
+      <w:r>
+        <w:t>Designed and implemented enterprise backup, disaster recovery, and business-continuity solutions using Azure Backup, Recovery Services Vaults, Azure Site Recovery, AWS Backup, snapshots, and cross-region replication, defining RPO/RTO-based recovery tiers and validating recovery through scheduled failover, restore, and disaster-recovery exercises.</w:t>
+      </w:r>
+    </w:p>
+    <w:p>
+      <w:pPr>
+        <w:pStyle w:val="ListBullet"/>
+      </w:pPr>
+      <w:r>
+        <w:t>Configured Azure Site Recovery for cross-region workload replication, recovery plans, test failovers, planned failovers, failback, and post-recovery validation to ensure business-critical applications could meet defined availability and recovery objectives.</w:t>
+      </w:r>
+    </w:p>
+    <w:p>
+      <w:pPr>
+        <w:pStyle w:val="ListBullet"/>
+      </w:pPr>
+      <w:r>
+        <w:lastRenderedPageBreak/>
+        <w:t>Managed Azure compute and storage services including Windows/Linux VMs, VM Scale Sets, Availability Zones, managed disks, Blob Storage, Azure Files, storage redundancy options, lifecycle management, encryption, SAS access, private endpoints, patching, and automated provisioning.</w:t>
+      </w:r>
+    </w:p>
+    <w:p>
+      <w:pPr>
+        <w:pStyle w:val="ListBullet"/>
+      </w:pPr>
+      <w:r>
+        <w:t>Implemented cloud security controls across Azure and AWS using Azure NSGs, Application Security Groups, Azure Firewall, Key Vault, Defender for Cloud, Azure Policy, AWS IAM, Security Groups, KMS, GuardDuty, Security Hub, encryption at rest/in transit, private connectivity, and policy-driven compliance controls.</w:t>
+      </w:r>
+    </w:p>
+    <w:p>
+      <w:pPr>
+        <w:pStyle w:val="ListBullet"/>
+      </w:pPr>
+      <w:r>
+        <w:t>Built observability and operational monitoring solutions using Azure Monitor, Log Analytics, Application Insights, diagnostic settings, alert rules, action groups, KQL, AWS CloudWatch, Prometheus, Grafana, Splunk, and Cost Explorer to monitor availability, performance, incidents, infrastructure health, and operational risk.</w:t>
+      </w:r>
+    </w:p>
+    <w:p>
+      <w:pPr>
+        <w:pStyle w:val="ListBullet"/>
+      </w:pPr>
+      <w:r>
+        <w:t>Improved cloud cost efficiency through Azure Cost Management, budgets, cost alerts, tagging, VM right-sizing, reserved capacity, savings plans, storage lifecycle policies, autoscaling, caching, AWS Cost Explorer, and removal or optimization of underutilized resources.</w:t>
+      </w:r>
+    </w:p>
+    <w:p>
+      <w:pPr>
+        <w:pStyle w:val="ListBullet"/>
+      </w:pPr>
+      <w:r>
+        <w:t>Automated cloud operations and infrastructure lifecycle management using Terraform, Azure DevOps, GitHub Actions, PowerShell, Azure CLI, AWS CLI, Python, and Ansible, improving consistency, repeatability, security, and deployment speed across multi-cloud environments.</w:t>
+      </w:r>
+    </w:p>
+    <w:p>
+      <w:pPr>
+        <w:pStyle w:val="ListBullet"/>
+        <w:numPr>
+          <w:ilvl w:val="0"/>
+          <w:numId w:val="0"/>
+        </w:numPr>
         <w:spacing w:after="20"/>
         <w:ind w:left="317"/>
       </w:pPr>
-      <w:r>
-        <w:lastRenderedPageBreak/>
-        <w:t xml:space="preserve">Led AWS and Azure platform engineering for client </w:t>
-      </w:r>
-      <w:proofErr w:type="gramStart"/>
-      <w:r>
-        <w:t>engagements — building</w:t>
-      </w:r>
-      <w:proofErr w:type="gramEnd"/>
-      <w:r>
-        <w:t xml:space="preserve"> reusable landing zone patterns, self-service infrastructure modules, and golden-path Terraform/ARM templates that client engineering teams adopted directly instead of provisioning environments by hand.</w:t>
-      </w:r>
-    </w:p>
-    <w:p>
-      <w:pPr>
-        <w:pStyle w:val="ListBullet"/>
-        <w:spacing w:after="20"/>
-        <w:ind w:left="317"/>
-      </w:pPr>
-      <w:r>
-        <w:t>Built and operated cloud compute, storage, and serverless platforms across Azure (Virtual Machines, VM Scale Sets, Azure Batch, Storage Accounts, Azure Functions, App Services, Container Apps) and AWS (EC2, S3, Lambda, EBS, Fargate, ECS) for client workloads.</w:t>
-      </w:r>
-    </w:p>
-    <w:p>
-      <w:pPr>
-        <w:pStyle w:val="ListBullet"/>
-        <w:spacing w:after="20"/>
-        <w:ind w:left="317"/>
-      </w:pPr>
-      <w:r>
-        <w:t xml:space="preserve">Deployed and managed containerized platforms on Azure Kubernetes Service (AKS) and Amazon EKS — node pool/Cluster </w:t>
-      </w:r>
-      <w:proofErr w:type="spellStart"/>
-      <w:r>
-        <w:t>Autoscaler</w:t>
-      </w:r>
-      <w:proofErr w:type="spellEnd"/>
-      <w:r>
-        <w:t xml:space="preserve"> and </w:t>
-      </w:r>
-      <w:proofErr w:type="spellStart"/>
-      <w:r>
-        <w:t>Karpenter</w:t>
-      </w:r>
-      <w:proofErr w:type="spellEnd"/>
-      <w:r>
-        <w:t>-based scaling, Helm-packaged workloads, and multi-tenant namespace isolation — using Terraform, ARM/Bicep templates, and Pulumi for consistent infrastructure-as-code across both providers.</w:t>
-      </w:r>
-    </w:p>
-    <w:p>
-      <w:pPr>
-        <w:pStyle w:val="ListBullet"/>
-        <w:spacing w:after="20"/>
-        <w:ind w:left="317"/>
-      </w:pPr>
-      <w:r>
-        <w:t xml:space="preserve">Administered Terraform Enterprise/Cloud for client organizations — workspace design and team/project structuring, policy-as-code enforcement via Sentinel, and VCS-driven workflows (PR-triggered plans, mandatory approval gates before </w:t>
-      </w:r>
-      <w:proofErr w:type="gramStart"/>
-      <w:r>
-        <w:t>apply</w:t>
-      </w:r>
-      <w:proofErr w:type="gramEnd"/>
-      <w:r>
-        <w:t>) so no infrastructure change reached production outside a reviewed pipeline.</w:t>
-      </w:r>
-    </w:p>
-    <w:p>
-      <w:pPr>
-        <w:pStyle w:val="ListBullet"/>
-        <w:spacing w:after="20"/>
-        <w:ind w:left="317"/>
-      </w:pPr>
-      <w:r>
-        <w:t xml:space="preserve">Built and maintained CI/CD pipelines in Azure DevOps (YAML pipelines, environment approvals), AWS </w:t>
-      </w:r>
-      <w:proofErr w:type="spellStart"/>
-      <w:r>
-        <w:t>CodePipeline</w:t>
-      </w:r>
-      <w:proofErr w:type="spellEnd"/>
-      <w:r>
-        <w:t>/</w:t>
-      </w:r>
-      <w:proofErr w:type="spellStart"/>
-      <w:r>
-        <w:t>CodeBuild</w:t>
-      </w:r>
-      <w:proofErr w:type="spellEnd"/>
-      <w:r>
-        <w:t xml:space="preserve">, </w:t>
-      </w:r>
-      <w:r>
-        <w:t xml:space="preserve">and </w:t>
-      </w:r>
-      <w:r>
-        <w:t>GitHub Actions, for automated build/test/deploy and orchestrated multi-environment release pipelines, with automated configuration management via Ansible.</w:t>
-      </w:r>
-    </w:p>
-    <w:p>
-      <w:pPr>
-        <w:pStyle w:val="ListBullet"/>
-        <w:spacing w:after="20"/>
-        <w:ind w:left="317"/>
-      </w:pPr>
-      <w:r>
-        <w:t>Implemented cloud security controls across both platforms — Azure RBAC/NSGs/Key Vault/Defender for Cloud/Azure Policy, and AWS IAM/SCPs/Security Groups/KMS/GuardDuty/Security Hub — for continuous posture monitoring and encryption at rest/in transit.</w:t>
-      </w:r>
-    </w:p>
-    <w:p>
-      <w:pPr>
-        <w:pStyle w:val="ListBullet"/>
-        <w:spacing w:after="20"/>
-        <w:ind w:left="317"/>
-      </w:pPr>
-      <w:r>
-        <w:t>Administered Microsoft Entra ID identity and access management for client tenants — Conditional Access policies (MFA and device-registration enforcement), Privileged Identity Management for just-in-time role elevation, and App Registrations/Enterprise Applications governance.</w:t>
-      </w:r>
-    </w:p>
-    <w:p>
-      <w:pPr>
-        <w:pStyle w:val="ListBullet"/>
-        <w:spacing w:after="20"/>
-        <w:ind w:left="317"/>
-      </w:pPr>
-      <w:r>
-        <w:t>Designed least-privilege AWS IAM architectures for client accounts — custom IAM roles/policies scoped to specific resources and actions, cross-account access via assumed roles for multi-account/multi-team environments, and periodic access reviews to catch privilege drift.</w:t>
-      </w:r>
-    </w:p>
-    <w:p>
-      <w:pPr>
-        <w:pStyle w:val="ListBullet"/>
-        <w:spacing w:after="20"/>
-        <w:ind w:left="317"/>
-      </w:pPr>
-      <w:r>
-        <w:t>Designed backup, disaster recovery, and resilience strategies using Azure Backup and Azure Site Recovery (cross-region failover, RTO/RPO-driven recovery tiers) alongside AWS Backup and cross-region replication, validated through regular recovery drills rather than assuming failover would work untested.</w:t>
-      </w:r>
-    </w:p>
-    <w:p>
-      <w:pPr>
-        <w:pStyle w:val="ListBullet"/>
-        <w:spacing w:after="20"/>
-        <w:ind w:left="317"/>
-      </w:pPr>
-      <w:r>
-        <w:t xml:space="preserve">Configured hybrid and multi-cloud network connectivity (Azure </w:t>
-      </w:r>
-      <w:proofErr w:type="spellStart"/>
-      <w:r>
-        <w:t>VNet</w:t>
-      </w:r>
-      <w:proofErr w:type="spellEnd"/>
-      <w:r>
-        <w:t xml:space="preserve">/Hub-and-Spoke/ExpressRoute, AWS VPC/Transit Gateway/Direct Connect, site-to-site VPN) with AWS </w:t>
-      </w:r>
-      <w:proofErr w:type="spellStart"/>
-      <w:r>
-        <w:t>PrivateLink</w:t>
-      </w:r>
-      <w:proofErr w:type="spellEnd"/>
-      <w:r>
-        <w:t xml:space="preserve"> for private, non-internet-routed access to AWS services and partner </w:t>
-      </w:r>
-      <w:proofErr w:type="gramStart"/>
-      <w:r>
-        <w:t>endpoints, and</w:t>
-      </w:r>
-      <w:proofErr w:type="gramEnd"/>
-      <w:r>
-        <w:t xml:space="preserve"> set up Azure Front Door and AWS CloudFront for low-latency application delivery.</w:t>
-      </w:r>
-    </w:p>
-    <w:p>
-      <w:pPr>
-        <w:pStyle w:val="ListBullet"/>
-        <w:spacing w:after="20"/>
-        <w:ind w:left="317"/>
-      </w:pPr>
-      <w:r>
-        <w:t>Monitored performance, availability, and cost using Azure Monitor + Cost Management and AWS CloudWatch + Cost Explorer; implemented auto-scaling and caching to optimize workload efficiency and spend across both clouds.</w:t>
-      </w:r>
     </w:p>
     <w:p>
       <w:pPr>
@@ -1170,7 +1223,6 @@
         <w:ind w:left="317"/>
       </w:pPr>
       <w:r>
-        <w:lastRenderedPageBreak/>
         <w:t>Hands-on Harness administration experience, including account and project setup, RBAC and user-group management, connector and delegate configuration, secrets governance, reusable templates, governance policies, pipeline permissions, audit monitoring, and troubleshooting CI/CD deployments.</w:t>
       </w:r>
     </w:p>
@@ -1283,6 +1335,7 @@
         <w:ind w:left="317"/>
       </w:pPr>
       <w:r>
+        <w:lastRenderedPageBreak/>
         <w:t>Enforced least-privilege access and network controls using IAM, Service Control Policies, security groups, and NACLs.</w:t>
       </w:r>
     </w:p>
@@ -1514,7 +1567,6 @@
         <w:pStyle w:val="ListBullet"/>
       </w:pPr>
       <w:r>
-        <w:lastRenderedPageBreak/>
         <w:t>I</w:t>
       </w:r>
       <w:r>
@@ -1744,6 +1796,7 @@
         <w:ind w:left="317"/>
       </w:pPr>
       <w:r>
+        <w:lastRenderedPageBreak/>
         <w:t>Executed large-scale VM migrations — replication setup, test failovers, and production cutovers — with minimal disruption.</w:t>
       </w:r>
     </w:p>
@@ -2316,6 +2369,7 @@
           <w:color w:val="1F4E79"/>
           <w:sz w:val="24"/>
         </w:rPr>
+        <w:lastRenderedPageBreak/>
         <w:t>LEADERSHIP &amp; RECOGNITION</w:t>
       </w:r>
     </w:p>
@@ -2555,7 +2609,7 @@
   <w:abstractNum w:abstractNumId="8" w15:restartNumberingAfterBreak="0">
     <w:nsid w:val="FFFFFF89"/>
     <w:multiLevelType w:val="singleLevel"/>
-    <w:tmpl w:val="29761A62"/>
+    <w:tmpl w:val="EE0E17DE"/>
     <w:lvl w:ilvl="0">
       <w:start w:val="1"/>
       <w:numFmt w:val="bullet"/>
@@ -2570,6 +2624,155 @@
       </w:pPr>
       <w:rPr>
         <w:rFonts w:ascii="Symbol" w:hAnsi="Symbol" w:hint="default"/>
+      </w:rPr>
+    </w:lvl>
+  </w:abstractNum>
+  <w:abstractNum w:abstractNumId="9" w15:restartNumberingAfterBreak="0">
+    <w:nsid w:val="5FFC0228"/>
+    <w:multiLevelType w:val="multilevel"/>
+    <w:tmpl w:val="B1708BE6"/>
+    <w:lvl w:ilvl="0">
+      <w:start w:val="1"/>
+      <w:numFmt w:val="bullet"/>
+      <w:lvlText w:val=""/>
+      <w:lvlJc w:val="left"/>
+      <w:pPr>
+        <w:tabs>
+          <w:tab w:val="num" w:pos="720"/>
+        </w:tabs>
+        <w:ind w:left="720" w:hanging="360"/>
+      </w:pPr>
+      <w:rPr>
+        <w:rFonts w:ascii="Symbol" w:hAnsi="Symbol" w:hint="default"/>
+        <w:sz w:val="20"/>
+      </w:rPr>
+    </w:lvl>
+    <w:lvl w:ilvl="1" w:tentative="1">
+      <w:start w:val="1"/>
+      <w:numFmt w:val="bullet"/>
+      <w:lvlText w:val="o"/>
+      <w:lvlJc w:val="left"/>
+      <w:pPr>
+        <w:tabs>
+          <w:tab w:val="num" w:pos="1440"/>
+        </w:tabs>
+        <w:ind w:left="1440" w:hanging="360"/>
+      </w:pPr>
+      <w:rPr>
+        <w:rFonts w:ascii="Courier New" w:hAnsi="Courier New" w:hint="default"/>
+        <w:sz w:val="20"/>
+      </w:rPr>
+    </w:lvl>
+    <w:lvl w:ilvl="2" w:tentative="1">
+      <w:start w:val="1"/>
+      <w:numFmt w:val="bullet"/>
+      <w:lvlText w:val=""/>
+      <w:lvlJc w:val="left"/>
+      <w:pPr>
+        <w:tabs>
+          <w:tab w:val="num" w:pos="2160"/>
+        </w:tabs>
+        <w:ind w:left="2160" w:hanging="360"/>
+      </w:pPr>
+      <w:rPr>
+        <w:rFonts w:ascii="Wingdings" w:hAnsi="Wingdings" w:hint="default"/>
+        <w:sz w:val="20"/>
+      </w:rPr>
+    </w:lvl>
+    <w:lvl w:ilvl="3" w:tentative="1">
+      <w:start w:val="1"/>
+      <w:numFmt w:val="bullet"/>
+      <w:lvlText w:val=""/>
+      <w:lvlJc w:val="left"/>
+      <w:pPr>
+        <w:tabs>
+          <w:tab w:val="num" w:pos="2880"/>
+        </w:tabs>
+        <w:ind w:left="2880" w:hanging="360"/>
+      </w:pPr>
+      <w:rPr>
+        <w:rFonts w:ascii="Wingdings" w:hAnsi="Wingdings" w:hint="default"/>
+        <w:sz w:val="20"/>
+      </w:rPr>
+    </w:lvl>
+    <w:lvl w:ilvl="4" w:tentative="1">
+      <w:start w:val="1"/>
+      <w:numFmt w:val="bullet"/>
+      <w:lvlText w:val=""/>
+      <w:lvlJc w:val="left"/>
+      <w:pPr>
+        <w:tabs>
+          <w:tab w:val="num" w:pos="3600"/>
+        </w:tabs>
+        <w:ind w:left="3600" w:hanging="360"/>
+      </w:pPr>
+      <w:rPr>
+        <w:rFonts w:ascii="Wingdings" w:hAnsi="Wingdings" w:hint="default"/>
+        <w:sz w:val="20"/>
+      </w:rPr>
+    </w:lvl>
+    <w:lvl w:ilvl="5" w:tentative="1">
+      <w:start w:val="1"/>
+      <w:numFmt w:val="bullet"/>
+      <w:lvlText w:val=""/>
+      <w:lvlJc w:val="left"/>
+      <w:pPr>
+        <w:tabs>
+          <w:tab w:val="num" w:pos="4320"/>
+        </w:tabs>
+        <w:ind w:left="4320" w:hanging="360"/>
+      </w:pPr>
+      <w:rPr>
+        <w:rFonts w:ascii="Wingdings" w:hAnsi="Wingdings" w:hint="default"/>
+        <w:sz w:val="20"/>
+      </w:rPr>
+    </w:lvl>
+    <w:lvl w:ilvl="6" w:tentative="1">
+      <w:start w:val="1"/>
+      <w:numFmt w:val="bullet"/>
+      <w:lvlText w:val=""/>
+      <w:lvlJc w:val="left"/>
+      <w:pPr>
+        <w:tabs>
+          <w:tab w:val="num" w:pos="5040"/>
+        </w:tabs>
+        <w:ind w:left="5040" w:hanging="360"/>
+      </w:pPr>
+      <w:rPr>
+        <w:rFonts w:ascii="Wingdings" w:hAnsi="Wingdings" w:hint="default"/>
+        <w:sz w:val="20"/>
+      </w:rPr>
+    </w:lvl>
+    <w:lvl w:ilvl="7" w:tentative="1">
+      <w:start w:val="1"/>
+      <w:numFmt w:val="bullet"/>
+      <w:lvlText w:val=""/>
+      <w:lvlJc w:val="left"/>
+      <w:pPr>
+        <w:tabs>
+          <w:tab w:val="num" w:pos="5760"/>
+        </w:tabs>
+        <w:ind w:left="5760" w:hanging="360"/>
+      </w:pPr>
+      <w:rPr>
+        <w:rFonts w:ascii="Wingdings" w:hAnsi="Wingdings" w:hint="default"/>
+        <w:sz w:val="20"/>
+      </w:rPr>
+    </w:lvl>
+    <w:lvl w:ilvl="8" w:tentative="1">
+      <w:start w:val="1"/>
+      <w:numFmt w:val="bullet"/>
+      <w:lvlText w:val=""/>
+      <w:lvlJc w:val="left"/>
+      <w:pPr>
+        <w:tabs>
+          <w:tab w:val="num" w:pos="6480"/>
+        </w:tabs>
+        <w:ind w:left="6480" w:hanging="360"/>
+      </w:pPr>
+      <w:rPr>
+        <w:rFonts w:ascii="Wingdings" w:hAnsi="Wingdings" w:hint="default"/>
+        <w:sz w:val="20"/>
       </w:rPr>
     </w:lvl>
   </w:abstractNum>
@@ -2599,6 +2802,9 @@
   </w:num>
   <w:num w:numId="9" w16cid:durableId="1471749622">
     <w:abstractNumId w:val="0"/>
+  </w:num>
+  <w:num w:numId="10" w16cid:durableId="1170489842">
+    <w:abstractNumId w:val="9"/>
   </w:num>
 </w:numbering>
 </file>
@@ -3211,6 +3417,7 @@
   <w:style w:type="character" w:default="1" w:styleId="DefaultParagraphFont">
     <w:name w:val="Default Paragraph Font"/>
     <w:uiPriority w:val="1"/>
+    <w:semiHidden/>
     <w:unhideWhenUsed/>
   </w:style>
   <w:style w:type="table" w:default="1" w:styleId="TableNormal">
